--- a/public/agreements/MSA_LuwahTech_Template_v1.docx
+++ b/public/agreements/MSA_LuwahTech_Template_v1.docx
@@ -394,7 +394,7 @@
           <w:color w:val="666666"/>
           <w:sz w:val="19"/>
         </w:rPr>
-        <w:t>Template v1.0, 2026-09-17. Replace every bracketed field, fill or delete every schedule, and delete this note before sending. The signed document governs, not this template.</w:t>
+        <w:t>Template v1.0, 2026-09-18. Replace every bracketed field, fill or delete every schedule, and delete this note before sending. The signed document governs, not this template.</w:t>
       </w:r>
     </w:p>
     <w:p>
@@ -1054,7 +1054,7 @@
           <w:color w:val="262626"/>
           <w:sz w:val="21"/>
         </w:rPr>
-        <w:t>Provider may use AI-assisted tools to produce Work Product. Provider reviews all such output and remains responsible for the Work Product. Provider will not submit Client Confidential Information to an AI tool that trains on submitted data.</w:t>
+        <w:t>Provider may use AI-assisted tools in creating Work Product. Provider applies human authorship, review, selection and arrangement to all Work Product and remains responsible for it. Provider will not submit Client Confidential Information to an AI tool that trains on submitted data. Client acknowledges that the copyright status of material generated by an AI tool without human authorship is unsettled, and that Provider does not warrant copyright protection for any such portion.</w:t>
       </w:r>
     </w:p>
     <w:p>
@@ -1447,7 +1447,7 @@
           <w:color w:val="262626"/>
           <w:sz w:val="21"/>
         </w:rPr>
-        <w:t>Deposits are non-refundable once work has started. Provider applies them to work completed.</w:t>
+        <w:t>Provider applies each deposit to the amounts due under the SOW. Deposits are not refunded once work has started, except as Section 6.3 provides.</w:t>
       </w:r>
     </w:p>
     <w:p>
@@ -1542,7 +1542,7 @@
           <w:color w:val="262626"/>
           <w:sz w:val="21"/>
         </w:rPr>
-        <w:t>Either Party may terminate an SOW for convenience with 14 days' written notice. Client pays for all Services performed and expenses incurred up to the termination date, including work in progress, at the SOW rates or, for a fixed fee, a proportionate share of it.</w:t>
+        <w:t>Either Party may terminate an SOW for convenience with 14 days' written notice. Client pays for all Services performed and expenses incurred up to the termination date, including work in progress, at the SOW rates. For a fixed fee, Client pays the greater of the deposit already paid and a proportionate share of the fee for the work completed. Provider refunds any part of the deposit above that amount, and Client pays any shortfall within 14 days.</w:t>
       </w:r>
     </w:p>
     <w:p>
@@ -1714,7 +1714,7 @@
           <w:color w:val="262626"/>
           <w:sz w:val="21"/>
         </w:rPr>
-        <w:t>Sections 5, 7, 8, 9, 10.3 to 10.5, 11, 13 and 14, and any other term that by its nature should survive, survive the end of this Agreement.</w:t>
+        <w:t>Sections 5, 7, 8, 9, 10.3 to 10.5, 11, 12, 14 and 15, and any other term that by its nature should survive, survive the end of this Agreement.</w:t>
       </w:r>
     </w:p>
     <w:p>
@@ -2377,7 +2377,7 @@
           <w:color w:val="262626"/>
           <w:sz w:val="21"/>
         </w:rPr>
-        <w:t>When Provider delivers a Deliverable, Client has 7 business days (the "Review Period") to test it against the acceptance criteria in the SOW and to report any material non-conformance in writing. Provider corrects each reported non-conformance and redelivers, and a new Review Period of 5 business days starts. A Deliverable is accepted ("Acceptance") on the earliest of Client's written acceptance, the end of a Review Period with no written report, or Client's use of the Deliverable in production.</w:t>
+        <w:t>When Provider delivers a Deliverable, Client has 7 business days (the "Review Period") to test it against the acceptance criteria in the SOW and to report any material non-conformance in writing. Provider corrects each reported non-conformance and redelivers, and a new Review Period of 5 business days starts. A Deliverable is accepted ("Acceptance") on the earlier of Client's written acceptance or the end of a Review Period with no written report. Client's use of a Deliverable for its business before the Review Period ends is also Acceptance, except use needed to test it and operation that is part of delivery, such as a Deliverable Provider deploys to Client's live systems in order to deliver it.</w:t>
       </w:r>
     </w:p>
     <w:p>
@@ -2628,7 +2628,7 @@
           <w:color w:val="262626"/>
           <w:sz w:val="21"/>
         </w:rPr>
-        <w:t>The limits in this Section do not apply to (a) a Party's breach of Section 8, (b) Client's payment obligations, (c) a Party's gross negligence, fraud or willful misconduct, or (d) a Party's infringement of the other Party's intellectual property.</w:t>
+        <w:t>The limits in this Section do not apply to (a) a Party's breach of Section 8, (b) Client's payment obligations, (c) a Party's gross negligence, fraud or willful misconduct, (d) a Party's infringement of the other Party's intellectual property, or (e) a Party's obligations under Section 12.</w:t>
       </w:r>
     </w:p>
     <w:p>
@@ -2665,7 +2665,7 @@
         <w:pStyle w:val="Heading1"/>
       </w:pPr>
       <w:r>
-        <w:t>12. Relationship and Insurance</w:t>
+        <w:t>12. Indemnity</w:t>
       </w:r>
     </w:p>
     <w:p>
@@ -2684,6 +2684,131 @@
           <w:sz w:val="21"/>
         </w:rPr>
         <w:t>12.1</w:t>
+        <w:tab/>
+      </w:r>
+      <w:r>
+        <w:rPr>
+          <w:rFonts w:ascii="Open Sans" w:hAnsi="Open Sans" w:cs="Open Sans" w:eastAsia="Open Sans"/>
+          <w:b/>
+          <w:i w:val="0"/>
+          <w:color w:val="262626"/>
+          <w:sz w:val="21"/>
+        </w:rPr>
+        <w:t xml:space="preserve">By Provider. </w:t>
+      </w:r>
+      <w:r>
+        <w:rPr>
+          <w:rFonts w:ascii="Open Sans" w:hAnsi="Open Sans" w:cs="Open Sans" w:eastAsia="Open Sans"/>
+          <w:b w:val="0"/>
+          <w:i w:val="0"/>
+          <w:color w:val="262626"/>
+          <w:sz w:val="21"/>
+        </w:rPr>
+        <w:t>Provider will defend Client against any third-party claim that Work Product, as delivered by Provider and used as the SOW permits, infringes that third party's copyright, trademark or trade secret, and will pay the damages and costs a court finally awards or a settlement Provider agrees to. This does not cover claims arising from Client Materials, from third-party or open source components used as their licenses allow, from changes Client or a third party makes, or from combining the Work Product with something Provider did not supply. If a claim arises, Provider may modify or replace the Work Product so it no longer infringes, obtain a license, or refund the fee paid for the affected Deliverable and end the license to it.</w:t>
+      </w:r>
+    </w:p>
+    <w:p>
+      <w:pPr>
+        <w:tabs>
+          <w:tab w:pos="648" w:val="left"/>
+        </w:tabs>
+        <w:ind w:left="648" w:hanging="648"/>
+      </w:pPr>
+      <w:r>
+        <w:rPr>
+          <w:rFonts w:ascii="Open Sans" w:hAnsi="Open Sans" w:cs="Open Sans" w:eastAsia="Open Sans"/>
+          <w:b/>
+          <w:i w:val="0"/>
+          <w:color w:val="4A90A4"/>
+          <w:sz w:val="21"/>
+        </w:rPr>
+        <w:t>12.2</w:t>
+        <w:tab/>
+      </w:r>
+      <w:r>
+        <w:rPr>
+          <w:rFonts w:ascii="Open Sans" w:hAnsi="Open Sans" w:cs="Open Sans" w:eastAsia="Open Sans"/>
+          <w:b/>
+          <w:i w:val="0"/>
+          <w:color w:val="262626"/>
+          <w:sz w:val="21"/>
+        </w:rPr>
+        <w:t xml:space="preserve">By Client. </w:t>
+      </w:r>
+      <w:r>
+        <w:rPr>
+          <w:rFonts w:ascii="Open Sans" w:hAnsi="Open Sans" w:cs="Open Sans" w:eastAsia="Open Sans"/>
+          <w:b w:val="0"/>
+          <w:i w:val="0"/>
+          <w:color w:val="262626"/>
+          <w:sz w:val="21"/>
+        </w:rPr>
+        <w:t>Client will defend Provider against any third-party claim arising from Client Materials, from Client's use of the Work Product in a way the SOW does not permit, or from Client's breach of law, and will pay the damages and costs a court finally awards or a settlement Client agrees to.</w:t>
+      </w:r>
+    </w:p>
+    <w:p>
+      <w:pPr>
+        <w:tabs>
+          <w:tab w:pos="648" w:val="left"/>
+        </w:tabs>
+        <w:ind w:left="648" w:hanging="648"/>
+      </w:pPr>
+      <w:r>
+        <w:rPr>
+          <w:rFonts w:ascii="Open Sans" w:hAnsi="Open Sans" w:cs="Open Sans" w:eastAsia="Open Sans"/>
+          <w:b/>
+          <w:i w:val="0"/>
+          <w:color w:val="4A90A4"/>
+          <w:sz w:val="21"/>
+        </w:rPr>
+        <w:t>12.3</w:t>
+        <w:tab/>
+      </w:r>
+      <w:r>
+        <w:rPr>
+          <w:rFonts w:ascii="Open Sans" w:hAnsi="Open Sans" w:cs="Open Sans" w:eastAsia="Open Sans"/>
+          <w:b/>
+          <w:i w:val="0"/>
+          <w:color w:val="262626"/>
+          <w:sz w:val="21"/>
+        </w:rPr>
+        <w:t xml:space="preserve">Process. </w:t>
+      </w:r>
+      <w:r>
+        <w:rPr>
+          <w:rFonts w:ascii="Open Sans" w:hAnsi="Open Sans" w:cs="Open Sans" w:eastAsia="Open Sans"/>
+          <w:b w:val="0"/>
+          <w:i w:val="0"/>
+          <w:color w:val="262626"/>
+          <w:sz w:val="21"/>
+        </w:rPr>
+        <w:t>The Party seeking defence must give the other prompt written notice of the claim, give it control of the defence and settlement, and cooperate at the defending Party's expense. The defending Party may not settle in a way that admits fault on the other Party's behalf or imposes an obligation on it without its written consent.</w:t>
+      </w:r>
+    </w:p>
+    <w:p>
+      <w:pPr>
+        <w:pStyle w:val="Heading1"/>
+      </w:pPr>
+      <w:r>
+        <w:t>13. Relationship and Insurance</w:t>
+      </w:r>
+    </w:p>
+    <w:p>
+      <w:pPr>
+        <w:tabs>
+          <w:tab w:pos="648" w:val="left"/>
+        </w:tabs>
+        <w:ind w:left="648" w:hanging="648"/>
+      </w:pPr>
+      <w:r>
+        <w:rPr>
+          <w:rFonts w:ascii="Open Sans" w:hAnsi="Open Sans" w:cs="Open Sans" w:eastAsia="Open Sans"/>
+          <w:b/>
+          <w:i w:val="0"/>
+          <w:color w:val="4A90A4"/>
+          <w:sz w:val="21"/>
+        </w:rPr>
+        <w:t>13.1</w:t>
         <w:tab/>
       </w:r>
       <w:r>
@@ -2712,7 +2837,7 @@
           <w:color w:val="4A90A4"/>
           <w:sz w:val="21"/>
         </w:rPr>
-        <w:t>12.2</w:t>
+        <w:t>13.2</w:t>
         <w:tab/>
       </w:r>
       <w:r>
@@ -2741,7 +2866,7 @@
           <w:color w:val="4A90A4"/>
           <w:sz w:val="21"/>
         </w:rPr>
-        <w:t>12.3</w:t>
+        <w:t>13.3</w:t>
         <w:tab/>
       </w:r>
       <w:r>
@@ -2760,7 +2885,7 @@
         <w:pStyle w:val="Heading1"/>
       </w:pPr>
       <w:r>
-        <w:t>13. Governing Law and Disputes</w:t>
+        <w:t>14. Governing Law and Disputes</w:t>
       </w:r>
     </w:p>
     <w:p>
@@ -2778,7 +2903,7 @@
           <w:color w:val="4A90A4"/>
           <w:sz w:val="21"/>
         </w:rPr>
-        <w:t>13.1</w:t>
+        <w:t>14.1</w:t>
         <w:tab/>
       </w:r>
       <w:r>
@@ -2807,7 +2932,7 @@
           <w:color w:val="4A90A4"/>
           <w:sz w:val="21"/>
         </w:rPr>
-        <w:t>13.2</w:t>
+        <w:t>14.2</w:t>
         <w:tab/>
       </w:r>
       <w:r>
@@ -2836,7 +2961,7 @@
           <w:color w:val="4A90A4"/>
           <w:sz w:val="21"/>
         </w:rPr>
-        <w:t>13.3</w:t>
+        <w:t>14.3</w:t>
         <w:tab/>
       </w:r>
       <w:r>
@@ -2865,7 +2990,7 @@
           <w:color w:val="4A90A4"/>
           <w:sz w:val="21"/>
         </w:rPr>
-        <w:t>13.4</w:t>
+        <w:t>14.4</w:t>
         <w:tab/>
       </w:r>
       <w:r>
@@ -2894,7 +3019,7 @@
           <w:color w:val="4A90A4"/>
           <w:sz w:val="21"/>
         </w:rPr>
-        <w:t>13.5</w:t>
+        <w:t>14.5</w:t>
         <w:tab/>
       </w:r>
       <w:r>
@@ -2913,7 +3038,7 @@
         <w:pStyle w:val="Heading1"/>
       </w:pPr>
       <w:r>
-        <w:t>14. General</w:t>
+        <w:t>15. General</w:t>
       </w:r>
     </w:p>
     <w:p>
@@ -2931,7 +3056,7 @@
           <w:color w:val="4A90A4"/>
           <w:sz w:val="21"/>
         </w:rPr>
-        <w:t>14.1</w:t>
+        <w:t>15.1</w:t>
         <w:tab/>
       </w:r>
       <w:r>
@@ -2970,7 +3095,7 @@
           <w:color w:val="4A90A4"/>
           <w:sz w:val="21"/>
         </w:rPr>
-        <w:t>14.2</w:t>
+        <w:t>15.2</w:t>
         <w:tab/>
       </w:r>
       <w:r>
@@ -2991,7 +3116,7 @@
           <w:color w:val="262626"/>
           <w:sz w:val="21"/>
         </w:rPr>
-        <w:t>This Agreement, its Exhibits and each SOW are the entire agreement between the Parties about their subject matter. They replace all earlier proposals, discussions and agreements about it.</w:t>
+        <w:t>This Agreement, its Exhibits and each SOW are the entire agreement between the Parties about their subject matter. They replace all earlier proposals, discussions and agreements about it, except a Work Made for Hire Agreement or non-disclosure agreement the Parties signed for a specific project, which continues to govern that project.</w:t>
       </w:r>
     </w:p>
     <w:p>
@@ -3009,7 +3134,7 @@
           <w:color w:val="4A90A4"/>
           <w:sz w:val="21"/>
         </w:rPr>
-        <w:t>14.3</w:t>
+        <w:t>15.3</w:t>
         <w:tab/>
       </w:r>
       <w:r>
@@ -3048,7 +3173,7 @@
           <w:color w:val="4A90A4"/>
           <w:sz w:val="21"/>
         </w:rPr>
-        <w:t>14.4</w:t>
+        <w:t>15.4</w:t>
         <w:tab/>
       </w:r>
       <w:r>
@@ -3087,7 +3212,7 @@
           <w:color w:val="4A90A4"/>
           <w:sz w:val="21"/>
         </w:rPr>
-        <w:t>14.5</w:t>
+        <w:t>15.5</w:t>
         <w:tab/>
       </w:r>
       <w:r>
@@ -3126,7 +3251,7 @@
           <w:color w:val="4A90A4"/>
           <w:sz w:val="21"/>
         </w:rPr>
-        <w:t>14.6</w:t>
+        <w:t>15.6</w:t>
         <w:tab/>
       </w:r>
       <w:r>
@@ -3165,7 +3290,7 @@
           <w:color w:val="4A90A4"/>
           <w:sz w:val="21"/>
         </w:rPr>
-        <w:t>14.7</w:t>
+        <w:t>15.7</w:t>
         <w:tab/>
       </w:r>
       <w:r>
@@ -3204,7 +3329,7 @@
           <w:color w:val="4A90A4"/>
           <w:sz w:val="21"/>
         </w:rPr>
-        <w:t>14.8</w:t>
+        <w:t>15.8</w:t>
         <w:tab/>
       </w:r>
       <w:r>
@@ -3243,7 +3368,7 @@
           <w:color w:val="4A90A4"/>
           <w:sz w:val="21"/>
         </w:rPr>
-        <w:t>14.9</w:t>
+        <w:t>15.9</w:t>
         <w:tab/>
       </w:r>
       <w:r>
@@ -4311,7 +4436,7 @@
           <w:color w:val="666666"/>
           <w:sz w:val="19"/>
         </w:rPr>
-        <w:t>Write each acceptance criterion as a test a reasonable person can run and pass or fail. Acceptance of the last Deliverable is Project Completion under Section 10.2.</w:t>
+        <w:t>Write each acceptance criterion as a test a reasonable person can run and pass or fail. Acceptance of the last Deliverable is Project Completion under Section 10.2 of the Agreement.</w:t>
       </w:r>
     </w:p>
     <w:tbl>
@@ -7664,6 +7789,208 @@
     </w:p>
     <w:p>
       <w:pPr>
+        <w:pStyle w:val="Heading3"/>
+      </w:pPr>
+      <w:r>
+        <w:t>5. Effect on Background IP</w:t>
+      </w:r>
+    </w:p>
+    <w:p>
+      <w:pPr>
+        <w:ind w:left="216"/>
+        <w:pBdr>
+          <w:bottom w:val="single" w:sz="4" w:space="4" w:color="D9E2E6"/>
+        </w:pBdr>
+      </w:pPr>
+      <w:r>
+        <w:rPr>
+          <w:rFonts w:ascii="Open Sans" w:hAnsi="Open Sans" w:cs="Open Sans" w:eastAsia="Open Sans"/>
+          <w:b w:val="0"/>
+          <w:i/>
+          <w:color w:val="666666"/>
+          <w:sz w:val="19"/>
+        </w:rPr>
+        <w:t>Add any Provider Background IP this change introduces, in the same form as Exhibit B. Write NONE if nothing changes.</w:t>
+      </w:r>
+    </w:p>
+    <w:tbl>
+      <w:tblPr>
+        <w:tblStyle w:val="TableGrid"/>
+        <w:tblW w:type="auto" w:w="0"/>
+        <w:jc w:val="center"/>
+        <w:tblLayout w:type="fixed"/>
+        <w:tblLook w:firstColumn="1" w:firstRow="1" w:lastColumn="0" w:lastRow="0" w:noHBand="0" w:noVBand="1" w:val="04A0"/>
+      </w:tblPr>
+      <w:tblGrid>
+        <w:gridCol w:w="2340"/>
+        <w:gridCol w:w="2340"/>
+        <w:gridCol w:w="2340"/>
+        <w:gridCol w:w="2340"/>
+      </w:tblGrid>
+      <w:tr>
+        <w:tc>
+          <w:tcPr>
+            <w:tcW w:type="dxa" w:w="2304"/>
+            <w:shd w:val="clear" w:color="auto" w:fill="4A90A4"/>
+          </w:tcPr>
+          <w:p>
+            <w:pPr>
+              <w:spacing w:after="40" w:before="40"/>
+            </w:pPr>
+            <w:r/>
+            <w:r>
+              <w:rPr>
+                <w:rFonts w:ascii="Open Sans" w:hAnsi="Open Sans" w:cs="Open Sans" w:eastAsia="Open Sans"/>
+                <w:b/>
+                <w:i w:val="0"/>
+                <w:color w:val="FFFFFF"/>
+                <w:sz w:val="18"/>
+              </w:rPr>
+              <w:t>Item</w:t>
+            </w:r>
+          </w:p>
+        </w:tc>
+        <w:tc>
+          <w:tcPr>
+            <w:tcW w:type="dxa" w:w="3744"/>
+            <w:shd w:val="clear" w:color="auto" w:fill="4A90A4"/>
+          </w:tcPr>
+          <w:p>
+            <w:pPr>
+              <w:spacing w:after="40" w:before="40"/>
+            </w:pPr>
+            <w:r/>
+            <w:r>
+              <w:rPr>
+                <w:rFonts w:ascii="Open Sans" w:hAnsi="Open Sans" w:cs="Open Sans" w:eastAsia="Open Sans"/>
+                <w:b/>
+                <w:i w:val="0"/>
+                <w:color w:val="FFFFFF"/>
+                <w:sz w:val="18"/>
+              </w:rPr>
+              <w:t>Description</w:t>
+            </w:r>
+          </w:p>
+        </w:tc>
+        <w:tc>
+          <w:tcPr>
+            <w:tcW w:type="dxa" w:w="2016"/>
+            <w:shd w:val="clear" w:color="auto" w:fill="4A90A4"/>
+          </w:tcPr>
+          <w:p>
+            <w:pPr>
+              <w:spacing w:after="40" w:before="40"/>
+            </w:pPr>
+            <w:r/>
+            <w:r>
+              <w:rPr>
+                <w:rFonts w:ascii="Open Sans" w:hAnsi="Open Sans" w:cs="Open Sans" w:eastAsia="Open Sans"/>
+                <w:b/>
+                <w:i w:val="0"/>
+                <w:color w:val="FFFFFF"/>
+                <w:sz w:val="18"/>
+              </w:rPr>
+              <w:t>Where it is used</w:t>
+            </w:r>
+          </w:p>
+        </w:tc>
+        <w:tc>
+          <w:tcPr>
+            <w:tcW w:type="dxa" w:w="1296"/>
+            <w:shd w:val="clear" w:color="auto" w:fill="4A90A4"/>
+          </w:tcPr>
+          <w:p>
+            <w:pPr>
+              <w:spacing w:after="40" w:before="40"/>
+            </w:pPr>
+            <w:r/>
+            <w:r>
+              <w:rPr>
+                <w:rFonts w:ascii="Open Sans" w:hAnsi="Open Sans" w:cs="Open Sans" w:eastAsia="Open Sans"/>
+                <w:b/>
+                <w:i w:val="0"/>
+                <w:color w:val="FFFFFF"/>
+                <w:sz w:val="18"/>
+              </w:rPr>
+              <w:t>License to Client</w:t>
+            </w:r>
+          </w:p>
+        </w:tc>
+      </w:tr>
+      <w:tr>
+        <w:tc>
+          <w:tcPr>
+            <w:tcW w:type="dxa" w:w="2304"/>
+          </w:tcPr>
+          <w:p>
+            <w:pPr>
+              <w:spacing w:after="40" w:before="40"/>
+            </w:pPr>
+            <w:r/>
+            <w:r>
+              <w:rPr>
+                <w:rFonts w:ascii="Open Sans" w:hAnsi="Open Sans" w:cs="Open Sans" w:eastAsia="Open Sans"/>
+                <w:b/>
+                <w:i w:val="0"/>
+                <w:color w:val="B87333"/>
+                <w:sz w:val="18"/>
+              </w:rPr>
+              <w:t>[Item, or NONE]</w:t>
+            </w:r>
+          </w:p>
+        </w:tc>
+        <w:tc>
+          <w:tcPr>
+            <w:tcW w:type="dxa" w:w="3744"/>
+          </w:tcPr>
+          <w:p>
+            <w:pPr>
+              <w:spacing w:after="40" w:before="40"/>
+            </w:pPr>
+            <w:r/>
+          </w:p>
+        </w:tc>
+        <w:tc>
+          <w:tcPr>
+            <w:tcW w:type="dxa" w:w="2016"/>
+          </w:tcPr>
+          <w:p>
+            <w:pPr>
+              <w:spacing w:after="40" w:before="40"/>
+            </w:pPr>
+            <w:r/>
+          </w:p>
+        </w:tc>
+        <w:tc>
+          <w:tcPr>
+            <w:tcW w:type="dxa" w:w="1296"/>
+          </w:tcPr>
+          <w:p>
+            <w:pPr>
+              <w:spacing w:after="40" w:before="40"/>
+            </w:pPr>
+            <w:r/>
+            <w:r>
+              <w:rPr>
+                <w:rFonts w:ascii="Open Sans" w:hAnsi="Open Sans" w:cs="Open Sans" w:eastAsia="Open Sans"/>
+                <w:b w:val="0"/>
+                <w:i w:val="0"/>
+                <w:color w:val="262626"/>
+                <w:sz w:val="18"/>
+              </w:rPr>
+              <w:t>Section 7.3</w:t>
+            </w:r>
+          </w:p>
+        </w:tc>
+      </w:tr>
+    </w:tbl>
+    <w:p>
+      <w:pPr>
+        <w:spacing w:after="40"/>
+      </w:pPr>
+    </w:p>
+    <w:p>
+      <w:pPr>
         <w:keepNext/>
         <w:spacing w:before="200"/>
       </w:pPr>

--- a/public/agreements/MSA_LuwahTech_Template_v1.docx
+++ b/public/agreements/MSA_LuwahTech_Template_v1.docx
@@ -3077,7 +3077,7 @@
           <w:color w:val="262626"/>
           <w:sz w:val="21"/>
         </w:rPr>
-        <w:t>Notices must be in writing and sent by email to the address in the signature block. A notice of breach or termination must also be sent by courier or certified mail to the notice address in the signature block. Email notice is effective on the next business day after sending, unless the sender receives a delivery failure.</w:t>
+        <w:t>Notices must be in writing and sent by email to the address in the signature block. A notice of breach or termination must also be sent by courier or certified mail to the notice address in the signature block. Email notice is effective on the next business day after sending, unless the sender receives a delivery failure. A Party may change its notice address by notice under this Section.</w:t>
       </w:r>
     </w:p>
     <w:p>
@@ -3116,7 +3116,7 @@
           <w:color w:val="262626"/>
           <w:sz w:val="21"/>
         </w:rPr>
-        <w:t>This Agreement, its Exhibits and each SOW are the entire agreement between the Parties about their subject matter. They replace all earlier proposals, discussions and agreements about it, except a Work Made for Hire Agreement or non-disclosure agreement the Parties signed for a specific project, which continues to govern that project.</w:t>
+        <w:t>This Agreement, its Exhibits and each SOW are the entire agreement between the Parties about their subject matter. They replace all earlier proposals, discussions and agreements about it, except a mutual non-disclosure agreement, a Work Made for Hire Agreement or another non-disclosure agreement the Parties signed, each of which continues to govern as it provides.</w:t>
       </w:r>
     </w:p>
     <w:p>
@@ -3262,7 +3262,7 @@
           <w:color w:val="262626"/>
           <w:sz w:val="21"/>
         </w:rPr>
-        <w:t xml:space="preserve">Severability. </w:t>
+        <w:t xml:space="preserve">Severability, counterparts and electronic signature. </w:t>
       </w:r>
       <w:r>
         <w:rPr>
@@ -3272,7 +3272,7 @@
           <w:color w:val="262626"/>
           <w:sz w:val="21"/>
         </w:rPr>
-        <w:t>If a court finds a term unenforceable, the court will limit it to the minimum extent needed, and the rest of this Agreement stays in effect.</w:t>
+        <w:t>If a court finds a term unenforceable, the court will limit it to the minimum extent needed and the rest of this Agreement stays in effect. This Agreement and any document signed under it may be signed in counterparts and electronically. An electronic or scanned signature has the same effect as an original.</w:t>
       </w:r>
     </w:p>
     <w:p>
@@ -3301,7 +3301,7 @@
           <w:color w:val="262626"/>
           <w:sz w:val="21"/>
         </w:rPr>
-        <w:t xml:space="preserve">Counterparts and electronic signature. </w:t>
+        <w:t xml:space="preserve">Headings and independent advice. </w:t>
       </w:r>
       <w:r>
         <w:rPr>
@@ -3311,85 +3311,7 @@
           <w:color w:val="262626"/>
           <w:sz w:val="21"/>
         </w:rPr>
-        <w:t>This Agreement and any SOW may be signed in counterparts and electronically. An electronic or scanned signature has the same effect as an original.</w:t>
-      </w:r>
-    </w:p>
-    <w:p>
-      <w:pPr>
-        <w:tabs>
-          <w:tab w:pos="648" w:val="left"/>
-        </w:tabs>
-        <w:ind w:left="648" w:hanging="648"/>
-      </w:pPr>
-      <w:r>
-        <w:rPr>
-          <w:rFonts w:ascii="Open Sans" w:hAnsi="Open Sans" w:cs="Open Sans" w:eastAsia="Open Sans"/>
-          <w:b/>
-          <w:i w:val="0"/>
-          <w:color w:val="4A90A4"/>
-          <w:sz w:val="21"/>
-        </w:rPr>
-        <w:t>15.8</w:t>
-        <w:tab/>
-      </w:r>
-      <w:r>
-        <w:rPr>
-          <w:rFonts w:ascii="Open Sans" w:hAnsi="Open Sans" w:cs="Open Sans" w:eastAsia="Open Sans"/>
-          <w:b/>
-          <w:i w:val="0"/>
-          <w:color w:val="262626"/>
-          <w:sz w:val="21"/>
-        </w:rPr>
-        <w:t xml:space="preserve">Headings. </w:t>
-      </w:r>
-      <w:r>
-        <w:rPr>
-          <w:rFonts w:ascii="Open Sans" w:hAnsi="Open Sans" w:cs="Open Sans" w:eastAsia="Open Sans"/>
-          <w:b w:val="0"/>
-          <w:i w:val="0"/>
-          <w:color w:val="262626"/>
-          <w:sz w:val="21"/>
-        </w:rPr>
-        <w:t>Headings are for convenience only and do not affect interpretation.</w:t>
-      </w:r>
-    </w:p>
-    <w:p>
-      <w:pPr>
-        <w:tabs>
-          <w:tab w:pos="648" w:val="left"/>
-        </w:tabs>
-        <w:ind w:left="648" w:hanging="648"/>
-      </w:pPr>
-      <w:r>
-        <w:rPr>
-          <w:rFonts w:ascii="Open Sans" w:hAnsi="Open Sans" w:cs="Open Sans" w:eastAsia="Open Sans"/>
-          <w:b/>
-          <w:i w:val="0"/>
-          <w:color w:val="4A90A4"/>
-          <w:sz w:val="21"/>
-        </w:rPr>
-        <w:t>15.9</w:t>
-        <w:tab/>
-      </w:r>
-      <w:r>
-        <w:rPr>
-          <w:rFonts w:ascii="Open Sans" w:hAnsi="Open Sans" w:cs="Open Sans" w:eastAsia="Open Sans"/>
-          <w:b/>
-          <w:i w:val="0"/>
-          <w:color w:val="262626"/>
-          <w:sz w:val="21"/>
-        </w:rPr>
-        <w:t xml:space="preserve">Independent advice. </w:t>
-      </w:r>
-      <w:r>
-        <w:rPr>
-          <w:rFonts w:ascii="Open Sans" w:hAnsi="Open Sans" w:cs="Open Sans" w:eastAsia="Open Sans"/>
-          <w:b w:val="0"/>
-          <w:i w:val="0"/>
-          <w:color w:val="262626"/>
-          <w:sz w:val="21"/>
-        </w:rPr>
-        <w:t>Each Party has had the opportunity to obtain independent legal advice before signing.</w:t>
+        <w:t>Headings are for convenience only and do not affect interpretation. Each Party has had the opportunity to obtain independent legal advice before signing.</w:t>
       </w:r>
     </w:p>
     <w:p>

--- a/public/agreements/MSA_LuwahTech_Template_v1.docx
+++ b/public/agreements/MSA_LuwahTech_Template_v1.docx
@@ -1278,7 +1278,7 @@
           <w:color w:val="262626"/>
           <w:sz w:val="21"/>
         </w:rPr>
-        <w:t>Provider may use AI-assisted tools in creating Work Product. Provider applies human authorship, review, selection and arrangement to all Work Product and remains responsible for it. Provider will not submit Client Confidential Information to an AI tool that trains on submitted data. Client acknowledges that the copyright status of material generated by an AI tool without human authorship is unsettled, and that Provider does not warrant copyright protection for any such portion.</w:t>
+        <w:t>Provider uses AI-assisted tools, including Anthropic Claude and Google Gemini, where they help, to build Work Product and to help manage the Services, for example code, documentation, meeting notes and operations. Provider applies human authorship, review, selection and arrangement to all Work Product and to every change made while operating it, and remains responsible for the result. Ownership of Work Product under this Agreement applies regardless of the tools used to create it, and Provider's warranties are about performance and the right to transfer, not about the method of authorship. Provider submits Client Confidential Information only to AI tools operated under terms that do not permit the vendor to train on submitted content or to use it for any purpose other than providing the service and its safety review, and a submission on those terms is a permitted disclosure under the confidentiality Section of this Agreement. Provider does not submit credentials to any AI tool, and submits protected health information, payment card data or other regulated data only where an SOW or other written agreement between the Parties expressly provides for it. Where an AI tool records or transcribes a meeting, Provider tells the participants before it starts. Client acknowledges that the copyright status of material generated by an AI tool without human authorship is unsettled, and that Provider does not warrant copyright protection for any such portion. On request Provider will state which AI tools were used on a Deliverable.</w:t>
       </w:r>
     </w:p>
     <w:p>
@@ -2063,7 +2063,7 @@
           <w:color w:val="262626"/>
           <w:sz w:val="21"/>
         </w:rPr>
-        <w:t>Provider keeps all rights in Background IP. Where Background IP is incorporated into a Deliverable, Provider grants Client a perpetual, worldwide, non-exclusive, royalty-free license to use, copy, modify and distribute that Background IP as part of the Deliverable for Client's business purposes. Client may not sell or license the Background IP on its own or separate it from the Deliverable for that purpose.</w:t>
+        <w:t>Provider keeps all rights in Background IP. Where Background IP is incorporated into a Deliverable, Provider grants Client a perpetual, worldwide, non-exclusive, royalty-free license to use, copy, modify and distribute that Background IP as part of the Deliverable for Client's business purposes, except as Section 7.7 provides. Client may not sell or license the Background IP on its own or separate it from the Deliverable for that purpose.</w:t>
       </w:r>
     </w:p>
     <w:p>
@@ -2199,6 +2199,45 @@
           <w:sz w:val="21"/>
         </w:rPr>
         <w:t>7.7</w:t>
+        <w:tab/>
+      </w:r>
+      <w:r>
+        <w:rPr>
+          <w:rFonts w:ascii="Open Sans" w:hAnsi="Open Sans" w:cs="Open Sans" w:eastAsia="Open Sans"/>
+          <w:b/>
+          <w:i w:val="0"/>
+          <w:color w:val="262626"/>
+          <w:sz w:val="21"/>
+        </w:rPr>
+        <w:t xml:space="preserve">Accessibility toolkit. </w:t>
+      </w:r>
+      <w:r>
+        <w:rPr>
+          <w:rFonts w:ascii="Open Sans" w:hAnsi="Open Sans" w:cs="Open Sans" w:eastAsia="Open Sans"/>
+          <w:b w:val="0"/>
+          <w:i w:val="0"/>
+          <w:color w:val="262626"/>
+          <w:sz w:val="21"/>
+        </w:rPr>
+        <w:t>The Luwah Accessibility Toolkit, meaning the Accessibility Center launcher and drawer, the disability profiles and individual adjustments, the page-structure navigator, the reading overlays, the image description layer, the issue report form, the accessibility statement content, the keyboard shortcut handling and the CSS hooks, together with the code, styles and documentation that support them, is Background IP that Provider designed, built and owns. Where the Toolkit is delivered with a website, Client receives the license in Section 7.3 as part of the Deliverable, on the websites and systems the SOW names only. Client may configure and modify the Toolkit on that website. Client may not copy the Toolkit to another website, application, product or system, remove it for separate use, sublicense, sell, rent, lease or distribute it on its own, remove or alter Provider's notices in it, present it as Client's own product or as a third-party vendor's product, or let a third party do any of those things. Use on any other property needs a separate written license from Provider. The accessibility statement published with the Toolkit describes a self-assessment against WCAG 2.2 AA, not a certification, and Client keeps that statement accurate to the website it describes after delivery.</w:t>
+      </w:r>
+    </w:p>
+    <w:p>
+      <w:pPr>
+        <w:tabs>
+          <w:tab w:pos="648" w:val="left"/>
+        </w:tabs>
+        <w:ind w:left="648" w:hanging="648"/>
+      </w:pPr>
+      <w:r>
+        <w:rPr>
+          <w:rFonts w:ascii="Open Sans" w:hAnsi="Open Sans" w:cs="Open Sans" w:eastAsia="Open Sans"/>
+          <w:b/>
+          <w:i w:val="0"/>
+          <w:color w:val="4A90A4"/>
+          <w:sz w:val="21"/>
+        </w:rPr>
+        <w:t>7.8</w:t>
         <w:tab/>
       </w:r>
       <w:r>
@@ -6813,6 +6852,92 @@
                 <w:color w:val="262626"/>
                 <w:sz w:val="18"/>
               </w:rPr>
+              <w:t>Luwah accessibility toolkit</w:t>
+            </w:r>
+          </w:p>
+        </w:tc>
+        <w:tc>
+          <w:tcPr>
+            <w:tcW w:type="dxa" w:w="3744"/>
+          </w:tcPr>
+          <w:p>
+            <w:pPr>
+              <w:spacing w:after="40" w:before="40"/>
+            </w:pPr>
+            <w:r/>
+            <w:r>
+              <w:rPr>
+                <w:rFonts w:ascii="Open Sans" w:hAnsi="Open Sans" w:cs="Open Sans" w:eastAsia="Open Sans"/>
+                <w:b w:val="0"/>
+                <w:i w:val="0"/>
+                <w:color w:val="262626"/>
+                <w:sz w:val="18"/>
+              </w:rPr>
+              <w:t>Accessibility launcher and panel, disability profiles, adjustments, reading overlays, page-structure navigator, issue report form, statement seed content and the supporting code and styles. Licensed to the delivered website only, Section 7.7</w:t>
+            </w:r>
+          </w:p>
+        </w:tc>
+        <w:tc>
+          <w:tcPr>
+            <w:tcW w:type="dxa" w:w="2016"/>
+          </w:tcPr>
+          <w:p>
+            <w:pPr>
+              <w:spacing w:after="40" w:before="40"/>
+            </w:pPr>
+            <w:r/>
+            <w:r>
+              <w:rPr>
+                <w:rFonts w:ascii="Open Sans" w:hAnsi="Open Sans" w:cs="Open Sans" w:eastAsia="Open Sans"/>
+                <w:b w:val="0"/>
+                <w:i w:val="0"/>
+                <w:color w:val="262626"/>
+                <w:sz w:val="18"/>
+              </w:rPr>
+              <w:t>Website Deliverables</w:t>
+            </w:r>
+          </w:p>
+        </w:tc>
+        <w:tc>
+          <w:tcPr>
+            <w:tcW w:type="dxa" w:w="1296"/>
+          </w:tcPr>
+          <w:p>
+            <w:pPr>
+              <w:spacing w:after="40" w:before="40"/>
+            </w:pPr>
+            <w:r/>
+            <w:r>
+              <w:rPr>
+                <w:rFonts w:ascii="Open Sans" w:hAnsi="Open Sans" w:cs="Open Sans" w:eastAsia="Open Sans"/>
+                <w:b w:val="0"/>
+                <w:i w:val="0"/>
+                <w:color w:val="262626"/>
+                <w:sz w:val="18"/>
+              </w:rPr>
+              <w:t>Section 7.3</w:t>
+            </w:r>
+          </w:p>
+        </w:tc>
+      </w:tr>
+      <w:tr>
+        <w:tc>
+          <w:tcPr>
+            <w:tcW w:type="dxa" w:w="2304"/>
+          </w:tcPr>
+          <w:p>
+            <w:pPr>
+              <w:spacing w:after="40" w:before="40"/>
+            </w:pPr>
+            <w:r/>
+            <w:r>
+              <w:rPr>
+                <w:rFonts w:ascii="Open Sans" w:hAnsi="Open Sans" w:cs="Open Sans" w:eastAsia="Open Sans"/>
+                <w:b w:val="0"/>
+                <w:i w:val="0"/>
+                <w:color w:val="262626"/>
+                <w:sz w:val="18"/>
+              </w:rPr>
               <w:t>Operations scripts</w:t>
             </w:r>
           </w:p>

--- a/public/agreements/MSA_LuwahTech_Template_v1.docx
+++ b/public/agreements/MSA_LuwahTech_Template_v1.docx
@@ -2,8 +2,232 @@
 <file path=word/document.xml><?xml version="1.0" encoding="utf-8"?>
 <w:document xmlns:wpc="http://schemas.microsoft.com/office/word/2010/wordprocessingCanvas" xmlns:mo="http://schemas.microsoft.com/office/mac/office/2008/main" xmlns:mc="http://schemas.openxmlformats.org/markup-compatibility/2006" xmlns:mv="urn:schemas-microsoft-com:mac:vml" xmlns:o="urn:schemas-microsoft-com:office:office" xmlns:r="http://schemas.openxmlformats.org/officeDocument/2006/relationships" xmlns:m="http://schemas.openxmlformats.org/officeDocument/2006/math" xmlns:v="urn:schemas-microsoft-com:vml" xmlns:wp14="http://schemas.microsoft.com/office/word/2010/wordprocessingDrawing" xmlns:wp="http://schemas.openxmlformats.org/drawingml/2006/wordprocessingDrawing" xmlns:w10="urn:schemas-microsoft-com:office:word" xmlns:w="http://schemas.openxmlformats.org/wordprocessingml/2006/main" xmlns:w14="http://schemas.microsoft.com/office/word/2010/wordml" xmlns:wpg="http://schemas.microsoft.com/office/word/2010/wordprocessingGroup" xmlns:wpi="http://schemas.microsoft.com/office/word/2010/wordprocessingInk" xmlns:wne="http://schemas.microsoft.com/office/word/2006/wordml" xmlns:wps="http://schemas.microsoft.com/office/word/2010/wordprocessingShape" mc:Ignorable="w14 wp14">
   <w:body>
+    <w:tbl>
+      <w:tblPr>
+        <w:tblW w:type="auto" w:w="0"/>
+        <w:jc w:val="center"/>
+        <w:tblLook w:firstColumn="1" w:firstRow="1" w:lastColumn="0" w:lastRow="0" w:noHBand="0" w:noVBand="1" w:val="04A0"/>
+      </w:tblPr>
+      <w:tblGrid>
+        <w:gridCol w:w="9360"/>
+      </w:tblGrid>
+      <w:tr>
+        <w:trPr>
+          <w:trHeight w:val="12527" w:hRule="exact"/>
+        </w:trPr>
+        <w:tc>
+          <w:tcPr>
+            <w:tcW w:type="dxa" w:w="9360"/>
+            <w:shd w:val="clear" w:color="auto" w:fill="1C1C1E"/>
+            <w:tcMar>
+              <w:top w:w="900" w:type="dxa"/>
+              <w:start w:w="720" w:type="dxa"/>
+              <w:bottom w:w="720" w:type="dxa"/>
+              <w:end w:w="720" w:type="dxa"/>
+            </w:tcMar>
+          </w:tcPr>
+          <w:p>
+            <w:pPr>
+              <w:spacing w:after="0"/>
+            </w:pPr>
+          </w:p>
+          <w:p>
+            <w:pPr>
+              <w:spacing w:before="0" w:after="120"/>
+              <w:jc w:val="left"/>
+              <w:pBdr>
+                <w:bottom w:val="single" w:sz="18" w:space="4" w:color="B87333"/>
+              </w:pBdr>
+            </w:pPr>
+            <w:r>
+              <w:rPr>
+                <w:rFonts w:ascii="Tw Cen MT" w:hAnsi="Tw Cen MT" w:cs="Tw Cen MT" w:eastAsia="Tw Cen MT"/>
+                <w:b w:val="0"/>
+                <w:color w:val="4A90A4"/>
+                <w:sz w:val="18"/>
+                <w:spacing w:val="60"/>
+              </w:rPr>
+              <w:t>CLIENT AGREEMENT   ·   MASTER SERVICES AGREEMENT</w:t>
+            </w:r>
+          </w:p>
+          <w:p>
+            <w:pPr>
+              <w:spacing w:before="720" w:after="0"/>
+              <w:jc w:val="left"/>
+            </w:pPr>
+            <w:r>
+              <w:rPr>
+                <w:rFonts w:ascii="Tw Cen MT" w:hAnsi="Tw Cen MT" w:cs="Tw Cen MT" w:eastAsia="Tw Cen MT"/>
+                <w:b w:val="0"/>
+                <w:color w:val="FFFFFF"/>
+                <w:sz w:val="60"/>
+                <w:spacing w:val="40"/>
+              </w:rPr>
+              <w:t>LUWAH</w:t>
+            </w:r>
+          </w:p>
+          <w:p>
+            <w:pPr>
+              <w:spacing w:before="0" w:after="0"/>
+              <w:jc w:val="left"/>
+            </w:pPr>
+            <w:r>
+              <w:rPr>
+                <w:rFonts w:ascii="Tw Cen MT" w:hAnsi="Tw Cen MT" w:cs="Tw Cen MT" w:eastAsia="Tw Cen MT"/>
+                <w:b w:val="0"/>
+                <w:color w:val="B87333"/>
+                <w:sz w:val="60"/>
+                <w:spacing w:val="40"/>
+              </w:rPr>
+              <w:t>TECHNOLOGIES</w:t>
+            </w:r>
+          </w:p>
+          <w:p>
+            <w:pPr>
+              <w:spacing w:before="1920" w:after="0"/>
+              <w:jc w:val="left"/>
+            </w:pPr>
+            <w:r>
+              <w:rPr>
+                <w:rFonts w:ascii="Tw Cen MT" w:hAnsi="Tw Cen MT" w:cs="Tw Cen MT" w:eastAsia="Tw Cen MT"/>
+                <w:b w:val="0"/>
+                <w:color w:val="FFFFFF"/>
+                <w:sz w:val="48"/>
+              </w:rPr>
+              <w:t>Master Services Agreement</w:t>
+            </w:r>
+          </w:p>
+          <w:p>
+            <w:pPr>
+              <w:spacing w:before="0" w:after="80"/>
+              <w:jc w:val="left"/>
+              <w:pBdr>
+                <w:bottom w:val="single" w:sz="4" w:space="4" w:color="555555"/>
+              </w:pBdr>
+            </w:pPr>
+            <w:r>
+              <w:rPr>
+                <w:rFonts w:ascii="Tw Cen MT" w:hAnsi="Tw Cen MT" w:cs="Tw Cen MT" w:eastAsia="Tw Cen MT"/>
+                <w:b w:val="0"/>
+                <w:color w:val="B87333"/>
+                <w:sz w:val="26"/>
+              </w:rPr>
+              <w:t>Luwah Technologies LLC standard terms for automation, web and technology services</w:t>
+            </w:r>
+          </w:p>
+          <w:p>
+            <w:pPr>
+              <w:spacing w:before="120" w:after="0"/>
+              <w:jc w:val="left"/>
+            </w:pPr>
+            <w:r>
+              <w:rPr>
+                <w:rFonts w:ascii="Open Sans" w:hAnsi="Open Sans" w:cs="Open Sans" w:eastAsia="Open Sans"/>
+                <w:b w:val="0"/>
+                <w:color w:val="CCCCCC"/>
+                <w:sz w:val="21"/>
+              </w:rPr>
+              <w:t>[Client name]   |   [Client website or project]</w:t>
+            </w:r>
+          </w:p>
+          <w:p>
+            <w:pPr>
+              <w:spacing w:before="2200" w:after="40"/>
+              <w:jc w:val="left"/>
+            </w:pPr>
+            <w:r>
+              <w:rPr>
+                <w:rFonts w:ascii="Tw Cen MT" w:hAnsi="Tw Cen MT" w:cs="Tw Cen MT" w:eastAsia="Tw Cen MT"/>
+                <w:b w:val="0"/>
+                <w:color w:val="4A90A4"/>
+                <w:sz w:val="17"/>
+                <w:spacing w:val="40"/>
+              </w:rPr>
+              <w:t>BETWEEN</w:t>
+            </w:r>
+          </w:p>
+          <w:p>
+            <w:pPr>
+              <w:spacing w:before="0" w:after="0"/>
+              <w:jc w:val="left"/>
+            </w:pPr>
+            <w:r>
+              <w:rPr>
+                <w:rFonts w:ascii="Open Sans" w:hAnsi="Open Sans" w:cs="Open Sans" w:eastAsia="Open Sans"/>
+                <w:b w:val="0"/>
+                <w:color w:val="CCCCCC"/>
+                <w:sz w:val="20"/>
+              </w:rPr>
+              <w:t>Luwah Technologies LLC ("Provider")</w:t>
+            </w:r>
+          </w:p>
+          <w:p>
+            <w:pPr>
+              <w:spacing w:before="0" w:after="0"/>
+              <w:jc w:val="left"/>
+            </w:pPr>
+            <w:r>
+              <w:rPr>
+                <w:rFonts w:ascii="Open Sans" w:hAnsi="Open Sans" w:cs="Open Sans" w:eastAsia="Open Sans"/>
+                <w:b w:val="0"/>
+                <w:color w:val="CCCCCC"/>
+                <w:sz w:val="20"/>
+              </w:rPr>
+              <w:t>[Client legal name] ("Client")</w:t>
+            </w:r>
+          </w:p>
+          <w:p>
+            <w:pPr>
+              <w:spacing w:before="240" w:after="40"/>
+              <w:jc w:val="left"/>
+            </w:pPr>
+            <w:r>
+              <w:rPr>
+                <w:rFonts w:ascii="Tw Cen MT" w:hAnsi="Tw Cen MT" w:cs="Tw Cen MT" w:eastAsia="Tw Cen MT"/>
+                <w:b w:val="0"/>
+                <w:color w:val="4A90A4"/>
+                <w:sz w:val="17"/>
+                <w:spacing w:val="40"/>
+              </w:rPr>
+              <w:t>DOCUMENT</w:t>
+            </w:r>
+          </w:p>
+          <w:p>
+            <w:pPr>
+              <w:spacing w:before="0" w:after="0"/>
+              <w:jc w:val="left"/>
+            </w:pPr>
+            <w:r>
+              <w:rPr>
+                <w:rFonts w:ascii="Open Sans" w:hAnsi="Open Sans" w:cs="Open Sans" w:eastAsia="Open Sans"/>
+                <w:b w:val="0"/>
+                <w:color w:val="CCCCCC"/>
+                <w:sz w:val="20"/>
+              </w:rPr>
+              <w:t>[MSA-YYYY-NN]   |   [Month DD, YYYY]   |   Template v1.0</w:t>
+            </w:r>
+          </w:p>
+          <w:p>
+            <w:pPr>
+              <w:spacing w:before="800" w:after="0"/>
+              <w:jc w:val="center"/>
+            </w:pPr>
+            <w:r>
+              <w:rPr>
+                <w:rFonts w:ascii="Open Sans" w:hAnsi="Open Sans" w:cs="Open Sans" w:eastAsia="Open Sans"/>
+                <w:b w:val="0"/>
+                <w:color w:val="B87333"/>
+                <w:sz w:val="20"/>
+              </w:rPr>
+              <w:t>Where Simplicity Meets Innovation</w:t>
+            </w:r>
+          </w:p>
+        </w:tc>
+      </w:tr>
+    </w:tbl>
     <w:p>
       <w:pPr>
+        <w:pageBreakBefore/>
         <w:spacing w:before="120" w:after="40"/>
       </w:pPr>
       <w:r>
@@ -8339,6 +8563,7 @@
       <w:pgSz w:w="12240" w:h="15840"/>
       <w:pgMar w:top="1584" w:right="1440" w:bottom="1296" w:left="1440" w:header="576" w:footer="576" w:gutter="0"/>
       <w:cols w:space="720"/>
+      <w:titlePg/>
       <w:docGrid w:linePitch="360"/>
     </w:sectPr>
   </w:body>
@@ -8911,15 +9136,21 @@
     <w:pPr>
       <w:keepNext/>
       <w:keepLines/>
-      <w:spacing w:before="280" w:after="80"/>
+      <w:spacing w:before="280" w:after="120"/>
+      <w:ind w:left="173"/>
       <w:outlineLvl w:val="0"/>
+      <w:shd w:val="clear" w:color="auto" w:fill="B87333"/>
+      <w:pBdr>
+        <w:top w:val="single" w:sz="12" w:space="3" w:color="B87333"/>
+        <w:bottom w:val="single" w:sz="12" w:space="3" w:color="B87333"/>
+      </w:pBdr>
     </w:pPr>
     <w:rPr>
       <w:rFonts w:ascii="Tw Cen MT" w:hAnsi="Tw Cen MT" w:cs="Tw Cen MT" w:eastAsia="Tw Cen MT"/>
-      <w:b/>
+      <w:b w:val="0"/>
       <w:bCs/>
-      <w:color w:val="4A90A4"/>
-      <w:sz w:val="26"/>
+      <w:color w:val="FFFFFF"/>
+      <w:sz w:val="25"/>
       <w:szCs w:val="28"/>
     </w:rPr>
   </w:style>

--- a/public/agreements/MSA_LuwahTech_Template_v1.docx
+++ b/public/agreements/MSA_LuwahTech_Template_v1.docx
@@ -3582,6 +3582,7 @@
       </w:tblGrid>
       <w:tr>
         <w:trPr>
+          <w:tblHeader/>
           <w:cantSplit/>
         </w:trPr>
         <w:tc>
@@ -4440,7 +4441,7 @@
     </w:p>
     <w:p>
       <w:pPr>
-        <w:pStyle w:val="Heading3"/>
+        <w:pStyle w:val="Heading2"/>
       </w:pPr>
       <w:r>
         <w:t>1. Objective</w:t>
@@ -4460,7 +4461,7 @@
     </w:p>
     <w:p>
       <w:pPr>
-        <w:pStyle w:val="Heading3"/>
+        <w:pStyle w:val="Heading2"/>
       </w:pPr>
       <w:r>
         <w:t>2. Scope of Services</w:t>
@@ -4519,7 +4520,7 @@
     </w:p>
     <w:p>
       <w:pPr>
-        <w:pStyle w:val="Heading3"/>
+        <w:pStyle w:val="Heading2"/>
       </w:pPr>
       <w:r>
         <w:t>3. Out of Scope</w:t>
@@ -4561,7 +4562,7 @@
     </w:p>
     <w:p>
       <w:pPr>
-        <w:pStyle w:val="Heading3"/>
+        <w:pStyle w:val="Heading2"/>
       </w:pPr>
       <w:r>
         <w:t>4. Deliverables and Acceptance Criteria</w:t>
@@ -4600,6 +4601,9 @@
         <w:gridCol w:w="2340"/>
       </w:tblGrid>
       <w:tr>
+        <w:trPr>
+          <w:tblHeader/>
+        </w:trPr>
         <w:tc>
           <w:tcPr>
             <w:tcW w:type="dxa" w:w="720"/>
@@ -4835,7 +4839,7 @@
     </w:p>
     <w:p>
       <w:pPr>
-        <w:pStyle w:val="Heading3"/>
+        <w:pStyle w:val="Heading2"/>
       </w:pPr>
       <w:r>
         <w:t>5. Fees and Payment Schedule</w:t>
@@ -4856,6 +4860,9 @@
         <w:gridCol w:w="2340"/>
       </w:tblGrid>
       <w:tr>
+        <w:trPr>
+          <w:tblHeader/>
+        </w:trPr>
         <w:tc>
           <w:tcPr>
             <w:tcW w:type="dxa" w:w="2160"/>
@@ -5211,7 +5218,7 @@
     </w:p>
     <w:p>
       <w:pPr>
-        <w:pStyle w:val="Heading3"/>
+        <w:pStyle w:val="Heading2"/>
       </w:pPr>
       <w:r>
         <w:t>6. Rate Schedule</w:t>
@@ -5249,6 +5256,9 @@
         <w:gridCol w:w="3120"/>
       </w:tblGrid>
       <w:tr>
+        <w:trPr>
+          <w:tblHeader/>
+        </w:trPr>
         <w:tc>
           <w:tcPr>
             <w:tcW w:type="dxa" w:w="4320"/>
@@ -5539,7 +5549,7 @@
     </w:p>
     <w:p>
       <w:pPr>
-        <w:pStyle w:val="Heading3"/>
+        <w:pStyle w:val="Heading2"/>
       </w:pPr>
       <w:r>
         <w:t>7. Third-Party Costs</w:t>
@@ -5560,6 +5570,9 @@
         <w:gridCol w:w="2340"/>
       </w:tblGrid>
       <w:tr>
+        <w:trPr>
+          <w:tblHeader/>
+        </w:trPr>
         <w:tc>
           <w:tcPr>
             <w:tcW w:type="dxa" w:w="2880"/>
@@ -5809,7 +5822,7 @@
     </w:p>
     <w:p>
       <w:pPr>
-        <w:pStyle w:val="Heading3"/>
+        <w:pStyle w:val="Heading2"/>
       </w:pPr>
       <w:r>
         <w:t>8. Client Responsibilities and Dependencies</w:t>
@@ -5868,7 +5881,7 @@
     </w:p>
     <w:p>
       <w:pPr>
-        <w:pStyle w:val="Heading3"/>
+        <w:pStyle w:val="Heading2"/>
       </w:pPr>
       <w:r>
         <w:t>9. Assumptions</w:t>
@@ -5910,7 +5923,7 @@
     </w:p>
     <w:p>
       <w:pPr>
-        <w:pStyle w:val="Heading3"/>
+        <w:pStyle w:val="Heading2"/>
       </w:pPr>
       <w:r>
         <w:t>10. Terms That Differ From the Agreement</w:t>
@@ -5947,6 +5960,9 @@
         <w:gridCol w:w="4680"/>
       </w:tblGrid>
       <w:tr>
+        <w:trPr>
+          <w:tblHeader/>
+        </w:trPr>
         <w:tc>
           <w:tcPr>
             <w:tcW w:type="dxa" w:w="2880"/>
@@ -6090,6 +6106,7 @@
       </w:tblGrid>
       <w:tr>
         <w:trPr>
+          <w:tblHeader/>
           <w:cantSplit/>
         </w:trPr>
         <w:tc>
@@ -6514,6 +6531,9 @@
         <w:gridCol w:w="2340"/>
       </w:tblGrid>
       <w:tr>
+        <w:trPr>
+          <w:tblHeader/>
+        </w:trPr>
         <w:tc>
           <w:tcPr>
             <w:tcW w:type="dxa" w:w="2304"/>
@@ -7315,7 +7335,7 @@
     </w:p>
     <w:p>
       <w:pPr>
-        <w:pStyle w:val="Heading3"/>
+        <w:pStyle w:val="Heading2"/>
       </w:pPr>
       <w:r>
         <w:t>1. Description of the Change</w:t>
@@ -7335,7 +7355,7 @@
     </w:p>
     <w:p>
       <w:pPr>
-        <w:pStyle w:val="Heading3"/>
+        <w:pStyle w:val="Heading2"/>
       </w:pPr>
       <w:r>
         <w:t>2. Effect on Deliverables and Scope</w:t>
@@ -7355,6 +7375,9 @@
         <w:gridCol w:w="3120"/>
       </w:tblGrid>
       <w:tr>
+        <w:trPr>
+          <w:tblHeader/>
+        </w:trPr>
         <w:tc>
           <w:tcPr>
             <w:tcW w:type="dxa" w:w="2592"/>
@@ -7500,7 +7523,7 @@
     </w:p>
     <w:p>
       <w:pPr>
-        <w:pStyle w:val="Heading3"/>
+        <w:pStyle w:val="Heading2"/>
       </w:pPr>
       <w:r>
         <w:t>3. Effect on Fees</w:t>
@@ -7521,6 +7544,9 @@
         <w:gridCol w:w="2340"/>
       </w:tblGrid>
       <w:tr>
+        <w:trPr>
+          <w:tblHeader/>
+        </w:trPr>
         <w:tc>
           <w:tcPr>
             <w:tcW w:type="dxa" w:w="2880"/>
@@ -7750,7 +7776,7 @@
     </w:p>
     <w:p>
       <w:pPr>
-        <w:pStyle w:val="Heading3"/>
+        <w:pStyle w:val="Heading2"/>
       </w:pPr>
       <w:r>
         <w:t>4. Effect on Schedule</w:t>
@@ -7770,6 +7796,9 @@
         <w:gridCol w:w="3120"/>
       </w:tblGrid>
       <w:tr>
+        <w:trPr>
+          <w:tblHeader/>
+        </w:trPr>
         <w:tc>
           <w:tcPr>
             <w:tcW w:type="dxa" w:w="3168"/>
@@ -7935,7 +7964,7 @@
     </w:p>
     <w:p>
       <w:pPr>
-        <w:pStyle w:val="Heading3"/>
+        <w:pStyle w:val="Heading2"/>
       </w:pPr>
       <w:r>
         <w:t>5. Effect on Background IP</w:t>
@@ -7974,6 +8003,9 @@
         <w:gridCol w:w="2340"/>
       </w:tblGrid>
       <w:tr>
+        <w:trPr>
+          <w:tblHeader/>
+        </w:trPr>
         <w:tc>
           <w:tcPr>
             <w:tcW w:type="dxa" w:w="2304"/>
@@ -8179,6 +8211,7 @@
       </w:tblGrid>
       <w:tr>
         <w:trPr>
+          <w:tblHeader/>
           <w:cantSplit/>
         </w:trPr>
         <w:tc>
@@ -8658,7 +8691,7 @@
       <w:drawing>
         <wp:inline xmlns:a="http://schemas.openxmlformats.org/drawingml/2006/main" xmlns:pic="http://schemas.openxmlformats.org/drawingml/2006/picture">
           <wp:extent cx="2103120" cy="486271"/>
-          <wp:docPr id="1" name="Picture 1"/>
+          <wp:docPr id="1" name="Picture 1" descr="Luwah Technologies LLC logo" title="Luwah Technologies LLC logo"/>
           <wp:cNvGraphicFramePr>
             <a:graphicFrameLocks noChangeAspect="1"/>
           </wp:cNvGraphicFramePr>

--- a/public/agreements/MSA_LuwahTech_Template_v1.docx
+++ b/public/agreements/MSA_LuwahTech_Template_v1.docx
@@ -13,7 +13,7 @@
       </w:tblGrid>
       <w:tr>
         <w:trPr>
-          <w:trHeight w:val="12527" w:hRule="exact"/>
+          <w:trHeight w:val="12096" w:hRule="atLeast"/>
         </w:trPr>
         <w:tc>
           <w:tcPr>
@@ -45,9 +45,9 @@
                 <w:b w:val="0"/>
                 <w:color w:val="4A90A4"/>
                 <w:sz w:val="18"/>
-                <w:spacing w:val="60"/>
+                <w:spacing w:val="50"/>
               </w:rPr>
-              <w:t>CLIENT AGREEMENT   ·   MASTER SERVICES AGREEMENT</w:t>
+              <w:t>CLIENT AGREEMENT   ·   MASTER SERVICES</w:t>
             </w:r>
           </w:p>
           <w:p>
@@ -84,7 +84,7 @@
           </w:p>
           <w:p>
             <w:pPr>
-              <w:spacing w:before="1920" w:after="0"/>
+              <w:spacing w:before="1680" w:after="0"/>
               <w:jc w:val="left"/>
             </w:pPr>
             <w:r>
@@ -132,7 +132,7 @@
           </w:p>
           <w:p>
             <w:pPr>
-              <w:spacing w:before="2200" w:after="40"/>
+              <w:spacing w:before="1680" w:after="40"/>
               <w:jc w:val="left"/>
             </w:pPr>
             <w:r>

--- a/public/agreements/MSA_LuwahTech_Template_v1.docx
+++ b/public/agreements/MSA_LuwahTech_Template_v1.docx
@@ -2063,7 +2063,7 @@
           <w:color w:val="262626"/>
           <w:sz w:val="21"/>
         </w:rPr>
-        <w:t>Provider keeps all rights in Background IP. Where Background IP is incorporated into a Deliverable, Provider grants Client a perpetual, worldwide, non-exclusive, royalty-free license to use, copy, modify and distribute that Background IP as part of the Deliverable for Client's business purposes, except as Section 7.7 provides. Client may not sell or license the Background IP on its own or separate it from the Deliverable for that purpose.</w:t>
+        <w:t>Provider keeps all rights in Background IP. Where Background IP is incorporated into a Deliverable, Provider grants Client a perpetual, worldwide, non-exclusive, royalty-free license to use, copy, modify and distribute that Background IP as part of the Deliverable for Client's business purposes, except as Section 7.7 provides. The license becomes irrevocable when Client has paid in full for the Deliverable that contains the Background IP. Until then Provider may suspend it while Client is in default of payment under this Agreement. Client may not sell or license the Background IP on its own or separate it from the Deliverable for that purpose.</w:t>
       </w:r>
     </w:p>
     <w:p>
@@ -2219,7 +2219,7 @@
           <w:color w:val="262626"/>
           <w:sz w:val="21"/>
         </w:rPr>
-        <w:t>The Luwah Accessibility Toolkit, meaning the Accessibility Center launcher and drawer, the disability profiles and individual adjustments, the page-structure navigator, the reading overlays, the image description layer, the issue report form, the accessibility statement content, the keyboard shortcut handling and the CSS hooks, together with the code, styles and documentation that support them, is Background IP that Provider designed, built and owns. Where the Toolkit is delivered with a website, Client receives the license in Section 7.3 as part of the Deliverable, on the websites and systems the SOW names only. Client may configure and modify the Toolkit on that website. Client may not copy the Toolkit to another website, application, product or system, remove it for separate use, sublicense, sell, rent, lease or distribute it on its own, remove or alter Provider's notices in it, present it as Client's own product or as a third-party vendor's product, or let a third party do any of those things. Use on any other property needs a separate written license from Provider. The accessibility statement published with the Toolkit describes a self-assessment against WCAG 2.2 AA, not a certification, and Client keeps that statement accurate to the website it describes after delivery.</w:t>
+        <w:t>The Luwah Accessibility Toolkit, meaning the Accessibility Center launcher and drawer, the disability profiles and individual adjustments, the page-structure navigator, the reading overlays, the image description layer, the text magnifier, the read mode, the embed focus ring, the sound muting and hidden image text layers, the issue report form, the accessibility statement content, the keyboard shortcut handling and the CSS hooks, together with every other component, style, hook and document shipped as part of it, is Background IP that Provider designed, built and owns. Where the Toolkit is delivered with a website, Client receives the license in Section 7.3 as part of the Deliverable, on the websites and systems the SOW names only. Client may configure and modify the Toolkit on that website. Client may not copy the Toolkit to another website, application, product or system, remove it for separate use, sublicense, sell, rent, lease or distribute it on its own, remove or alter Provider's notices in it, present it as Client's own product or as a third-party vendor's product, or let a third party do any of those things. Use on any other property needs a separate written license from Provider. The accessibility statement published with the Toolkit describes a self-assessment against WCAG 2.2 AA, not a certification, and Client keeps that statement accurate to the website it describes after delivery.</w:t>
       </w:r>
     </w:p>
     <w:p>
